--- a/paper/word/reference.docx
+++ b/paper/word/reference.docx
@@ -314,6 +314,8 @@
       </w:r>
     </w:p>
     <w:sectPr>
+      <w:pgSz w:w="11906" w:h="16838"/>
+      &gt;
       <w:footnotePr>
         <w:numRestart w:val="eachSect"/>
       </w:footnotePr>
@@ -493,7 +495,7 @@
     </w:rPrDefault>
     <w:pPrDefault>
       <w:pPr>
-        <w:spacing w:after="200"/>
+        <w:spacing w:line="480" w:lineRule="auto" w:before="0" w:after="0"/>
       </w:pPr>
     </w:pPrDefault>
   </w:docDefaults>
@@ -508,7 +510,7 @@
     <w:link w:val="BodyTextChar"/>
     <w:qFormat/>
     <w:pPr>
-      <w:spacing w:before="180" w:after="180"/>
+      <w:spacing w:line="480" w:lineRule="auto"/>
     </w:pPr>
   </w:style>
   <w:style w:type="paragraph" w:customStyle="1" w:styleId="FirstParagraph">
